--- a/Project Documents/surveillance-dashboard/10-technical-specification.docx
+++ b/Project Documents/surveillance-dashboard/10-technical-specification.docx
@@ -383,7 +383,7 @@
         <w:rPr>
           <w:rFonts w:ascii="Calibri" w:cs="Calibri" w:eastAsia="Calibri" w:hAnsi="Calibri"/>
         </w:rPr>
-        <w:t xml:space="preserve">Deployment / refresh loop (target, M7 — not yet built)</w:t>
+        <w:t xml:space="preserve">Deployment / refresh loop (as built, M7)</w:t>
       </w:r>
     </w:p>
     <w:p/>
@@ -395,7 +395,7 @@
       <w:r>
         <w:drawing>
           <wp:inline distT="0" distB="0" distL="0" distR="0">
-            <wp:extent cx="5715000" cy="733425"/>
+            <wp:extent cx="5715000" cy="514350"/>
             <wp:effectExtent t="0" r="0" b="0" l="0"/>
             <wp:docPr id="1" name="" descr="" title=""/>
             <wp:cNvGraphicFramePr>
@@ -420,7 +420,7 @@
                   <pic:spPr bwMode="auto">
                     <a:xfrm>
                       <a:off x="0" y="0"/>
-                      <a:ext cx="5715000" cy="733425"/>
+                      <a:ext cx="5715000" cy="514350"/>
                     </a:xfrm>
                     <a:prstGeom prst="rect">
                       <a:avLst/>
@@ -431,6 +431,230 @@
             </a:graphic>
           </wp:inline>
         </w:drawing>
+      </w:r>
+    </w:p>
+    <w:p/>
+    <w:p>
+      <w:pPr>
+        <w:spacing w:after="80"/>
+      </w:pPr>
+      <w:r>
+        <w:rPr>
+          <w:rFonts w:ascii="Calibri" w:cs="Calibri" w:eastAsia="Calibri" w:hAnsi="Calibri"/>
+        </w:rPr>
+        <w:t xml:space="preserve">Live at </w:t>
+      </w:r>
+      <w:r>
+        <w:rPr>
+          <w:rFonts w:ascii="Calibri" w:cs="Calibri" w:eastAsia="Calibri" w:hAnsi="Calibri"/>
+          <w:b/>
+          <w:bCs/>
+        </w:rPr>
+        <w:t xml:space="preserve">https://web-six-sage-30.vercel.app</w:t>
+      </w:r>
+      <w:r>
+        <w:rPr>
+          <w:rFonts w:ascii="Calibri" w:cs="Calibri" w:eastAsia="Calibri" w:hAnsi="Calibri"/>
+        </w:rPr>
+        <w:t xml:space="preserve"> (Vercel project </w:t>
+      </w:r>
+      <w:r>
+        <w:rPr>
+          <w:rFonts w:ascii="Consolas" w:cs="Consolas" w:eastAsia="Consolas" w:hAnsi="Consolas"/>
+          <w:sz w:val="20"/>
+          <w:szCs w:val="20"/>
+          <w:shd w:fill="F2F2F2"/>
+        </w:rPr>
+        <w:t xml:space="preserve">surveillance-dashboard</w:t>
+      </w:r>
+      <w:r>
+        <w:rPr>
+          <w:rFonts w:ascii="Calibri" w:cs="Calibri" w:eastAsia="Calibri" w:hAnsi="Calibri"/>
+        </w:rPr>
+        <w:t xml:space="preserve">,</w:t>
+      </w:r>
+    </w:p>
+    <w:p>
+      <w:pPr>
+        <w:spacing w:after="80"/>
+      </w:pPr>
+      <w:r>
+        <w:rPr>
+          <w:rFonts w:ascii="Calibri" w:cs="Calibri" w:eastAsia="Calibri" w:hAnsi="Calibri"/>
+        </w:rPr>
+        <w:t xml:space="preserve">scope </w:t>
+      </w:r>
+      <w:r>
+        <w:rPr>
+          <w:rFonts w:ascii="Consolas" w:cs="Consolas" w:eastAsia="Consolas" w:hAnsi="Consolas"/>
+          <w:sz w:val="20"/>
+          <w:szCs w:val="20"/>
+          <w:shd w:fill="F2F2F2"/>
+        </w:rPr>
+        <w:t xml:space="preserve">ben-a</w:t>
+      </w:r>
+      <w:r>
+        <w:rPr>
+          <w:rFonts w:ascii="Calibri" w:cs="Calibri" w:eastAsia="Calibri" w:hAnsi="Calibri"/>
+        </w:rPr>
+        <w:t xml:space="preserve">; GitHub repo </w:t>
+      </w:r>
+      <w:r>
+        <w:rPr>
+          <w:rFonts w:ascii="Consolas" w:cs="Consolas" w:eastAsia="Consolas" w:hAnsi="Consolas"/>
+          <w:sz w:val="20"/>
+          <w:szCs w:val="20"/>
+          <w:shd w:fill="F2F2F2"/>
+        </w:rPr>
+        <w:t xml:space="preserve">akaheto/surveillance-dashboard</w:t>
+      </w:r>
+      <w:r>
+        <w:rPr>
+          <w:rFonts w:ascii="Calibri" w:cs="Calibri" w:eastAsia="Calibri" w:hAnsi="Calibri"/>
+        </w:rPr>
+        <w:t xml:space="preserve">, private; Root Directory</w:t>
+      </w:r>
+    </w:p>
+    <w:p>
+      <w:pPr>
+        <w:spacing w:after="80"/>
+      </w:pPr>
+      <w:r>
+        <w:rPr>
+          <w:rFonts w:ascii="Consolas" w:cs="Consolas" w:eastAsia="Consolas" w:hAnsi="Consolas"/>
+          <w:sz w:val="20"/>
+          <w:szCs w:val="20"/>
+          <w:shd w:fill="F2F2F2"/>
+        </w:rPr>
+        <w:t xml:space="preserve">web</w:t>
+      </w:r>
+      <w:r>
+        <w:rPr>
+          <w:rFonts w:ascii="Calibri" w:cs="Calibri" w:eastAsia="Calibri" w:hAnsi="Calibri"/>
+        </w:rPr>
+        <w:t xml:space="preserve">). The deploy hook was created via the Vercel REST API (`POST /v1/projects/{id}</w:t>
+      </w:r>
+    </w:p>
+    <w:p>
+      <w:pPr>
+        <w:spacing w:after="80"/>
+      </w:pPr>
+      <w:r>
+        <w:rPr>
+          <w:rFonts w:ascii="Calibri" w:cs="Calibri" w:eastAsia="Calibri" w:hAnsi="Calibri"/>
+        </w:rPr>
+        <w:t xml:space="preserve">/deploy-hooks`) since the CLI has no command for it and the dashboard UI wasn't scripted</w:t>
+      </w:r>
+    </w:p>
+    <w:p>
+      <w:pPr>
+        <w:spacing w:after="80"/>
+      </w:pPr>
+      <w:r>
+        <w:rPr>
+          <w:rFonts w:ascii="Calibri" w:cs="Calibri" w:eastAsia="Calibri" w:hAnsi="Calibri"/>
+        </w:rPr>
+        <w:t xml:space="preserve">against; </w:t>
+      </w:r>
+      <w:r>
+        <w:rPr>
+          <w:rFonts w:ascii="Consolas" w:cs="Consolas" w:eastAsia="Consolas" w:hAnsi="Consolas"/>
+          <w:sz w:val="20"/>
+          <w:szCs w:val="20"/>
+          <w:shd w:fill="F2F2F2"/>
+        </w:rPr>
+        <w:t xml:space="preserve">DEPLOY_HOOK_URL</w:t>
+      </w:r>
+      <w:r>
+        <w:rPr>
+          <w:rFonts w:ascii="Calibri" w:cs="Calibri" w:eastAsia="Calibri" w:hAnsi="Calibri"/>
+        </w:rPr>
+        <w:t xml:space="preserve"> and </w:t>
+      </w:r>
+      <w:r>
+        <w:rPr>
+          <w:rFonts w:ascii="Consolas" w:cs="Consolas" w:eastAsia="Consolas" w:hAnsi="Consolas"/>
+          <w:sz w:val="20"/>
+          <w:szCs w:val="20"/>
+          <w:shd w:fill="F2F2F2"/>
+        </w:rPr>
+        <w:t xml:space="preserve">CRON_SECRET</w:t>
+      </w:r>
+      <w:r>
+        <w:rPr>
+          <w:rFonts w:ascii="Calibri" w:cs="Calibri" w:eastAsia="Calibri" w:hAnsi="Calibri"/>
+        </w:rPr>
+        <w:t xml:space="preserve"> are stored as encrypted production</w:t>
+      </w:r>
+    </w:p>
+    <w:p>
+      <w:pPr>
+        <w:spacing w:after="80"/>
+      </w:pPr>
+      <w:r>
+        <w:rPr>
+          <w:rFonts w:ascii="Calibri" w:cs="Calibri" w:eastAsia="Calibri" w:hAnsi="Calibri"/>
+        </w:rPr>
+        <w:t xml:space="preserve">environment variables, not committed to the repo. Verified 2026-07-26: build succeeds</w:t>
+      </w:r>
+    </w:p>
+    <w:p>
+      <w:pPr>
+        <w:spacing w:after="80"/>
+      </w:pPr>
+      <w:r>
+        <w:rPr>
+          <w:rFonts w:ascii="Calibri" w:cs="Calibri" w:eastAsia="Calibri" w:hAnsi="Calibri"/>
+        </w:rPr>
+        <w:t xml:space="preserve">on Vercel's build image (confirms DuckDB's native binary works there, resolving R-002),</w:t>
+      </w:r>
+    </w:p>
+    <w:p>
+      <w:pPr>
+        <w:spacing w:after="80"/>
+      </w:pPr>
+      <w:r>
+        <w:rPr>
+          <w:rFonts w:ascii="Calibri" w:cs="Calibri" w:eastAsia="Calibri" w:hAnsi="Calibri"/>
+        </w:rPr>
+        <w:t xml:space="preserve">the deployed site serves correctly, the cron definition is registered against the</w:t>
+      </w:r>
+    </w:p>
+    <w:p>
+      <w:pPr>
+        <w:spacing w:after="80"/>
+      </w:pPr>
+      <w:r>
+        <w:rPr>
+          <w:rFonts w:ascii="Calibri" w:cs="Calibri" w:eastAsia="Calibri" w:hAnsi="Calibri"/>
+        </w:rPr>
+        <w:t xml:space="preserve">latest deployment, and </w:t>
+      </w:r>
+      <w:r>
+        <w:rPr>
+          <w:rFonts w:ascii="Consolas" w:cs="Consolas" w:eastAsia="Consolas" w:hAnsi="Consolas"/>
+          <w:sz w:val="20"/>
+          <w:szCs w:val="20"/>
+          <w:shd w:fill="F2F2F2"/>
+        </w:rPr>
+        <w:t xml:space="preserve">/api/rebuild</w:t>
+      </w:r>
+      <w:r>
+        <w:rPr>
+          <w:rFonts w:ascii="Calibri" w:cs="Calibri" w:eastAsia="Calibri" w:hAnsi="Calibri"/>
+        </w:rPr>
+        <w:t xml:space="preserve"> correctly returns 401 without the correct bearer</w:t>
+      </w:r>
+    </w:p>
+    <w:p>
+      <w:pPr>
+        <w:spacing w:after="80"/>
+      </w:pPr>
+      <w:r>
+        <w:rPr>
+          <w:rFonts w:ascii="Calibri" w:cs="Calibri" w:eastAsia="Calibri" w:hAnsi="Calibri"/>
+        </w:rPr>
+        <w:t xml:space="preserve">token.</w:t>
       </w:r>
     </w:p>
     <w:p/>
@@ -4016,6 +4240,18 @@
                 <w:szCs w:val="20"/>
               </w:rPr>
             </w:r>
+            <w:r>
+              <w:rPr>
+                <w:sz w:val="20"/>
+                <w:szCs w:val="20"/>
+              </w:rPr>
+            </w:r>
+            <w:r>
+              <w:rPr>
+                <w:sz w:val="20"/>
+                <w:szCs w:val="20"/>
+              </w:rPr>
+            </w:r>
           </w:p>
         </w:tc>
         <w:tc>
@@ -4086,6 +4322,18 @@
                 <w:szCs w:val="20"/>
               </w:rPr>
             </w:r>
+            <w:r>
+              <w:rPr>
+                <w:sz w:val="20"/>
+                <w:szCs w:val="20"/>
+              </w:rPr>
+            </w:r>
+            <w:r>
+              <w:rPr>
+                <w:sz w:val="20"/>
+                <w:szCs w:val="20"/>
+              </w:rPr>
+            </w:r>
           </w:p>
         </w:tc>
         <w:tc>
@@ -4106,6 +4354,94 @@
             <w:tcW w:type="pct" w:w="20%"/>
           </w:tcPr>
           <w:p>
+            <w:r>
+              <w:rPr>
+                <w:sz w:val="20"/>
+                <w:szCs w:val="20"/>
+              </w:rPr>
+            </w:r>
+          </w:p>
+        </w:tc>
+        <w:tc>
+          <w:tcPr>
+            <w:tcW w:type="pct" w:w="20%"/>
+          </w:tcPr>
+          <w:p>
+            <w:r>
+              <w:rPr>
+                <w:sz w:val="20"/>
+                <w:szCs w:val="20"/>
+              </w:rPr>
+            </w:r>
+          </w:p>
+        </w:tc>
+      </w:tr>
+      <w:tr>
+        <w:trPr>
+          <w:tblHeader w:val="false"/>
+        </w:trPr>
+        <w:tc>
+          <w:tcPr>
+            <w:tcW w:type="pct" w:w="20%"/>
+          </w:tcPr>
+          <w:p>
+            <w:r>
+              <w:rPr>
+                <w:sz w:val="20"/>
+                <w:szCs w:val="20"/>
+              </w:rPr>
+            </w:r>
+          </w:p>
+        </w:tc>
+        <w:tc>
+          <w:tcPr>
+            <w:tcW w:type="pct" w:w="20%"/>
+          </w:tcPr>
+          <w:p>
+            <w:r>
+              <w:rPr>
+                <w:sz w:val="20"/>
+                <w:szCs w:val="20"/>
+              </w:rPr>
+            </w:r>
+          </w:p>
+        </w:tc>
+        <w:tc>
+          <w:tcPr>
+            <w:tcW w:type="pct" w:w="20%"/>
+          </w:tcPr>
+          <w:p>
+            <w:r>
+              <w:rPr>
+                <w:sz w:val="20"/>
+                <w:szCs w:val="20"/>
+              </w:rPr>
+            </w:r>
+          </w:p>
+        </w:tc>
+        <w:tc>
+          <w:tcPr>
+            <w:tcW w:type="pct" w:w="20%"/>
+          </w:tcPr>
+          <w:p>
+            <w:r>
+              <w:rPr>
+                <w:sz w:val="20"/>
+                <w:szCs w:val="20"/>
+              </w:rPr>
+            </w:r>
+            <w:r>
+              <w:rPr>
+                <w:sz w:val="20"/>
+                <w:szCs w:val="20"/>
+              </w:rPr>
+            </w:r>
+            <w:r>
+              <w:rPr>
+                <w:sz w:val="20"/>
+                <w:szCs w:val="20"/>
+              </w:rPr>
+            </w:r>
             <w:r>
               <w:rPr>
                 <w:sz w:val="20"/>
@@ -4940,7 +5276,97 @@
         <w:rPr>
           <w:rFonts w:ascii="Calibri" w:cs="Calibri" w:eastAsia="Calibri" w:hAnsi="Calibri"/>
         </w:rPr>
-        <w:t xml:space="preserve">Deployment: Not yet done (M7) — target is Vercel, connected to this git repo, with a scheduled rebuild via Vercel Cron + deploy hook. Requires confirming the user's Vercel/GitHub account setup before creating any hosted/shared resources.</w:t>
+        <w:t xml:space="preserve">Deployment: Live on Vercel (project </w:t>
+      </w:r>
+      <w:r>
+        <w:rPr>
+          <w:rFonts w:ascii="Consolas" w:cs="Consolas" w:eastAsia="Consolas" w:hAnsi="Consolas"/>
+          <w:sz w:val="20"/>
+          <w:szCs w:val="20"/>
+          <w:shd w:fill="F2F2F2"/>
+        </w:rPr>
+        <w:t xml:space="preserve">surveillance-dashboard</w:t>
+      </w:r>
+      <w:r>
+        <w:rPr>
+          <w:rFonts w:ascii="Calibri" w:cs="Calibri" w:eastAsia="Calibri" w:hAnsi="Calibri"/>
+        </w:rPr>
+        <w:t xml:space="preserve">, scope </w:t>
+      </w:r>
+      <w:r>
+        <w:rPr>
+          <w:rFonts w:ascii="Consolas" w:cs="Consolas" w:eastAsia="Consolas" w:hAnsi="Consolas"/>
+          <w:sz w:val="20"/>
+          <w:szCs w:val="20"/>
+          <w:shd w:fill="F2F2F2"/>
+        </w:rPr>
+        <w:t xml:space="preserve">ben-a</w:t>
+      </w:r>
+      <w:r>
+        <w:rPr>
+          <w:rFonts w:ascii="Calibri" w:cs="Calibri" w:eastAsia="Calibri" w:hAnsi="Calibri"/>
+        </w:rPr>
+        <w:t xml:space="preserve">) at https://web-six-sage-30.vercel.app, connected to the private GitHub repo </w:t>
+      </w:r>
+      <w:r>
+        <w:rPr>
+          <w:rFonts w:ascii="Consolas" w:cs="Consolas" w:eastAsia="Consolas" w:hAnsi="Consolas"/>
+          <w:sz w:val="20"/>
+          <w:szCs w:val="20"/>
+          <w:shd w:fill="F2F2F2"/>
+        </w:rPr>
+        <w:t xml:space="preserve">akaheto/surveillance-dashboard</w:t>
+      </w:r>
+      <w:r>
+        <w:rPr>
+          <w:rFonts w:ascii="Calibri" w:cs="Calibri" w:eastAsia="Calibri" w:hAnsi="Calibri"/>
+        </w:rPr>
+        <w:t xml:space="preserve"> (Root Directory </w:t>
+      </w:r>
+      <w:r>
+        <w:rPr>
+          <w:rFonts w:ascii="Consolas" w:cs="Consolas" w:eastAsia="Consolas" w:hAnsi="Consolas"/>
+          <w:sz w:val="20"/>
+          <w:szCs w:val="20"/>
+          <w:shd w:fill="F2F2F2"/>
+        </w:rPr>
+        <w:t xml:space="preserve">web</w:t>
+      </w:r>
+      <w:r>
+        <w:rPr>
+          <w:rFonts w:ascii="Calibri" w:cs="Calibri" w:eastAsia="Calibri" w:hAnsi="Calibri"/>
+        </w:rPr>
+        <w:t xml:space="preserve">) — every push to </w:t>
+      </w:r>
+      <w:r>
+        <w:rPr>
+          <w:rFonts w:ascii="Consolas" w:cs="Consolas" w:eastAsia="Consolas" w:hAnsi="Consolas"/>
+          <w:sz w:val="20"/>
+          <w:szCs w:val="20"/>
+          <w:shd w:fill="F2F2F2"/>
+        </w:rPr>
+        <w:t xml:space="preserve">main</w:t>
+      </w:r>
+      <w:r>
+        <w:rPr>
+          <w:rFonts w:ascii="Calibri" w:cs="Calibri" w:eastAsia="Calibri" w:hAnsi="Calibri"/>
+        </w:rPr>
+        <w:t xml:space="preserve"> builds and deploys automatically. A daily Vercel Cron job (</w:t>
+      </w:r>
+      <w:r>
+        <w:rPr>
+          <w:rFonts w:ascii="Consolas" w:cs="Consolas" w:eastAsia="Consolas" w:hAnsi="Consolas"/>
+          <w:sz w:val="20"/>
+          <w:szCs w:val="20"/>
+          <w:shd w:fill="F2F2F2"/>
+        </w:rPr>
+        <w:t xml:space="preserve">web/vercel.json</w:t>
+      </w:r>
+      <w:r>
+        <w:rPr>
+          <w:rFonts w:ascii="Calibri" w:cs="Calibri" w:eastAsia="Calibri" w:hAnsi="Calibri"/>
+        </w:rPr>
+        <w:t xml:space="preserve">) also triggers a rebuild independent of pushes, so the site refreshes even with no code changes.</w:t>
       </w:r>
     </w:p>
     <w:p>
@@ -4955,7 +5381,7 @@
         <w:rPr>
           <w:rFonts w:ascii="Calibri" w:cs="Calibri" w:eastAsia="Calibri" w:hAnsi="Calibri"/>
         </w:rPr>
-        <w:t xml:space="preserve">Rollback: Once deployed, Vercel's deployment history allows instant rollback to any prior build. Locally, git history serves the same purpose.</w:t>
+        <w:t xml:space="preserve">Rollback: Vercel's deployment history allows instant rollback to any prior build. Locally, git history serves the same purpose.</w:t>
       </w:r>
     </w:p>
     <w:p/>
@@ -7203,6 +7629,63 @@
                 <w:szCs w:val="20"/>
               </w:rPr>
             </w:r>
+            <w:r>
+              <w:rPr>
+                <w:sz w:val="20"/>
+                <w:szCs w:val="20"/>
+              </w:rPr>
+            </w:r>
+          </w:p>
+        </w:tc>
+        <w:tc>
+          <w:tcPr>
+            <w:tcW w:type="pct" w:w="25%"/>
+          </w:tcPr>
+          <w:p>
+            <w:r>
+              <w:rPr>
+                <w:sz w:val="20"/>
+                <w:szCs w:val="20"/>
+              </w:rPr>
+            </w:r>
+          </w:p>
+        </w:tc>
+      </w:tr>
+      <w:tr>
+        <w:trPr>
+          <w:tblHeader w:val="false"/>
+        </w:trPr>
+        <w:tc>
+          <w:tcPr>
+            <w:tcW w:type="pct" w:w="25%"/>
+          </w:tcPr>
+          <w:p>
+            <w:r>
+              <w:rPr>
+                <w:sz w:val="20"/>
+                <w:szCs w:val="20"/>
+              </w:rPr>
+            </w:r>
+          </w:p>
+        </w:tc>
+        <w:tc>
+          <w:tcPr>
+            <w:tcW w:type="pct" w:w="25%"/>
+          </w:tcPr>
+          <w:p>
+            <w:r>
+              <w:rPr>
+                <w:sz w:val="20"/>
+                <w:szCs w:val="20"/>
+              </w:rPr>
+            </w:r>
+          </w:p>
+        </w:tc>
+        <w:tc>
+          <w:tcPr>
+            <w:tcW w:type="pct" w:w="25%"/>
+          </w:tcPr>
+          <w:p>
             <w:r>
               <w:rPr>
                 <w:sz w:val="20"/>
